--- a/temp/Explorando_algoritmos_de_clasificacion/Una_primera_aproximacion_al_descubrimiento_de_patrones_en_VALLAS.docx
+++ b/temp/Explorando_algoritmos_de_clasificacion/Una_primera_aproximacion_al_descubrimiento_de_patrones_en_VALLAS.docx
@@ -537,6 +537,212 @@
             </a:graphic>
           </wp:inline>
         </w:drawing>
+      </w:r>
+    </w:p>
+    <w:p>
+      <w:pPr>
+        <w:jc w:val="both"/>
+        <w:rPr>
+          <w:rFonts w:ascii="Book Antiqua" w:hAnsi="Book Antiqua"/>
+        </w:rPr>
+      </w:pPr>
+      <w:r>
+        <w:rPr>
+          <w:rFonts w:ascii="Book Antiqua" w:hAnsi="Book Antiqua"/>
+          <w:i/>
+          <w:iCs/>
+        </w:rPr>
+        <w:lastRenderedPageBreak/>
+        <w:t>¿Qué ocurriría con otras soluciones clásicas más sencillas?</w:t>
+      </w:r>
+      <w:r>
+        <w:rPr>
+          <w:rFonts w:ascii="Book Antiqua" w:hAnsi="Book Antiqua"/>
+        </w:rPr>
+        <w:t xml:space="preserve"> Por ejemplo, vamos a implementar una etapa de extracción de características clásica seguida de un algoritmo de </w:t>
+      </w:r>
+      <w:proofErr w:type="spellStart"/>
+      <w:r>
+        <w:rPr>
+          <w:rFonts w:ascii="Book Antiqua" w:hAnsi="Book Antiqua"/>
+        </w:rPr>
+        <w:t>clustering</w:t>
+      </w:r>
+      <w:proofErr w:type="spellEnd"/>
+      <w:r>
+        <w:rPr>
+          <w:rFonts w:ascii="Book Antiqua" w:hAnsi="Book Antiqua"/>
+        </w:rPr>
+        <w:t xml:space="preserve"> (K-</w:t>
+      </w:r>
+      <w:proofErr w:type="spellStart"/>
+      <w:r>
+        <w:rPr>
+          <w:rFonts w:ascii="Book Antiqua" w:hAnsi="Book Antiqua"/>
+        </w:rPr>
+        <w:t>means</w:t>
+      </w:r>
+      <w:proofErr w:type="spellEnd"/>
+      <w:r>
+        <w:rPr>
+          <w:rFonts w:ascii="Book Antiqua" w:hAnsi="Book Antiqua"/>
+        </w:rPr>
+        <w:t>).</w:t>
+      </w:r>
+    </w:p>
+    <w:p>
+      <w:pPr>
+        <w:jc w:val="center"/>
+        <w:rPr>
+          <w:rFonts w:ascii="Book Antiqua" w:hAnsi="Book Antiqua"/>
+        </w:rPr>
+      </w:pPr>
+      <w:r>
+        <w:rPr>
+          <w:rFonts w:ascii="Book Antiqua" w:hAnsi="Book Antiqua"/>
+        </w:rPr>
+        <w:drawing>
+          <wp:inline distT="0" distB="0" distL="0" distR="0" wp14:anchorId="1034C37F" wp14:editId="66C37BE3">
+            <wp:extent cx="8269356" cy="5270500"/>
+            <wp:effectExtent l="0" t="0" r="0" b="0"/>
+            <wp:docPr id="1093477075" name="Imagen 1"/>
+            <wp:cNvGraphicFramePr>
+              <a:graphicFrameLocks xmlns:a="http://schemas.openxmlformats.org/drawingml/2006/main" noChangeAspect="1"/>
+            </wp:cNvGraphicFramePr>
+            <a:graphic xmlns:a="http://schemas.openxmlformats.org/drawingml/2006/main">
+              <a:graphicData uri="http://schemas.openxmlformats.org/drawingml/2006/picture">
+                <pic:pic xmlns:pic="http://schemas.openxmlformats.org/drawingml/2006/picture">
+                  <pic:nvPicPr>
+                    <pic:cNvPr id="1093477075" name=""/>
+                    <pic:cNvPicPr/>
+                  </pic:nvPicPr>
+                  <pic:blipFill rotWithShape="1">
+                    <a:blip r:embed="rId8"/>
+                    <a:srcRect r="7772"/>
+                    <a:stretch>
+                      <a:fillRect/>
+                    </a:stretch>
+                  </pic:blipFill>
+                  <pic:spPr bwMode="auto">
+                    <a:xfrm>
+                      <a:off x="0" y="0"/>
+                      <a:ext cx="8269356" cy="5270500"/>
+                    </a:xfrm>
+                    <a:prstGeom prst="rect">
+                      <a:avLst/>
+                    </a:prstGeom>
+                    <a:ln>
+                      <a:noFill/>
+                    </a:ln>
+                    <a:extLst>
+                      <a:ext uri="{53640926-AAD7-44D8-BBD7-CCE9431645EC}">
+                        <a14:shadowObscured xmlns:a14="http://schemas.microsoft.com/office/drawing/2010/main"/>
+                      </a:ext>
+                    </a:extLst>
+                  </pic:spPr>
+                </pic:pic>
+              </a:graphicData>
+            </a:graphic>
+          </wp:inline>
+        </w:drawing>
+      </w:r>
+    </w:p>
+    <w:p>
+      <w:pPr>
+        <w:jc w:val="both"/>
+        <w:rPr>
+          <w:rFonts w:ascii="Book Antiqua" w:hAnsi="Book Antiqua"/>
+        </w:rPr>
+      </w:pPr>
+      <w:r>
+        <w:rPr>
+          <w:rFonts w:ascii="Book Antiqua" w:hAnsi="Book Antiqua"/>
+        </w:rPr>
+        <w:t xml:space="preserve">Hemos calculado </w:t>
+      </w:r>
+      <w:proofErr w:type="spellStart"/>
+      <w:r>
+        <w:rPr>
+          <w:rFonts w:ascii="Book Antiqua" w:hAnsi="Book Antiqua"/>
+          <w:b/>
+          <w:bCs/>
+        </w:rPr>
+        <w:t>features</w:t>
+      </w:r>
+      <w:proofErr w:type="spellEnd"/>
+      <w:r>
+        <w:rPr>
+          <w:rFonts w:ascii="Book Antiqua" w:hAnsi="Book Antiqua"/>
+          <w:b/>
+          <w:bCs/>
+        </w:rPr>
+        <w:t xml:space="preserve"> temporales, FFT, entropía y módulo del vector de aceleración/giro</w:t>
+      </w:r>
+      <w:r>
+        <w:rPr>
+          <w:rFonts w:ascii="Book Antiqua" w:hAnsi="Book Antiqua"/>
+        </w:rPr>
+        <w:t>.</w:t>
+      </w:r>
+      <w:r>
+        <w:rPr>
+          <w:rFonts w:ascii="Book Antiqua" w:hAnsi="Book Antiqua"/>
+        </w:rPr>
+        <w:t xml:space="preserve"> Observamos una segmentación</w:t>
+      </w:r>
+      <w:r>
+        <w:rPr>
+          <w:rFonts w:ascii="Book Antiqua" w:hAnsi="Book Antiqua"/>
+        </w:rPr>
+        <w:t xml:space="preserve"> </w:t>
+      </w:r>
+      <w:r>
+        <w:rPr>
+          <w:rFonts w:ascii="Book Antiqua" w:hAnsi="Book Antiqua"/>
+          <w:i/>
+          <w:iCs/>
+        </w:rPr>
+        <w:t>coherente</w:t>
+      </w:r>
+      <w:r>
+        <w:rPr>
+          <w:rFonts w:ascii="Book Antiqua" w:hAnsi="Book Antiqua"/>
+        </w:rPr>
+        <w:t xml:space="preserve"> de las señales de </w:t>
+      </w:r>
+      <w:proofErr w:type="spellStart"/>
+      <w:r>
+        <w:rPr>
+          <w:rFonts w:ascii="Book Antiqua" w:hAnsi="Book Antiqua"/>
+        </w:rPr>
+        <w:t>imumetría</w:t>
+      </w:r>
+      <w:proofErr w:type="spellEnd"/>
+      <w:r>
+        <w:rPr>
+          <w:rFonts w:ascii="Book Antiqua" w:hAnsi="Book Antiqua"/>
+        </w:rPr>
+        <w:t>.</w:t>
+      </w:r>
+      <w:r>
+        <w:rPr>
+          <w:rFonts w:ascii="Book Antiqua" w:hAnsi="Book Antiqua"/>
+        </w:rPr>
+        <w:t xml:space="preserve"> Interesantes resultados, seguimos explorando otros algoritmos/</w:t>
+      </w:r>
+      <w:proofErr w:type="spellStart"/>
+      <w:r>
+        <w:rPr>
+          <w:rFonts w:ascii="Book Antiqua" w:hAnsi="Book Antiqua"/>
+        </w:rPr>
+        <w:t>datasets</w:t>
+      </w:r>
+      <w:proofErr w:type="spellEnd"/>
+      <w:r>
+        <w:rPr>
+          <w:rFonts w:ascii="Book Antiqua" w:hAnsi="Book Antiqua"/>
+        </w:rPr>
+        <w:t>.</w:t>
       </w:r>
     </w:p>
     <w:sectPr>

--- a/temp/Explorando_algoritmos_de_clasificacion/Una_primera_aproximacion_al_descubrimiento_de_patrones_en_VALLAS.docx
+++ b/temp/Explorando_algoritmos_de_clasificacion/Una_primera_aproximacion_al_descubrimiento_de_patrones_en_VALLAS.docx
@@ -210,6 +210,9 @@
         <w:jc w:val="center"/>
       </w:pPr>
       <w:r>
+        <w:rPr>
+          <w:noProof/>
+        </w:rPr>
         <w:drawing>
           <wp:inline distT="0" distB="0" distL="0" distR="0" wp14:anchorId="2A58B829" wp14:editId="2FEF68E6">
             <wp:extent cx="9612989" cy="6257408"/>
@@ -493,6 +496,9 @@
         </mc:AlternateContent>
       </w:r>
       <w:r>
+        <w:rPr>
+          <w:noProof/>
+        </w:rPr>
         <w:drawing>
           <wp:inline distT="0" distB="0" distL="0" distR="0" wp14:anchorId="067A783F" wp14:editId="3FC80C8D">
             <wp:extent cx="7490128" cy="6645910"/>
@@ -600,6 +606,7 @@
       <w:r>
         <w:rPr>
           <w:rFonts w:ascii="Book Antiqua" w:hAnsi="Book Antiqua"/>
+          <w:noProof/>
         </w:rPr>
         <w:drawing>
           <wp:inline distT="0" distB="0" distL="0" distR="0" wp14:anchorId="1034C37F" wp14:editId="66C37BE3">
@@ -746,8 +753,9 @@
       </w:r>
     </w:p>
     <w:sectPr>
+      <w:headerReference w:type="default" r:id="rId9"/>
       <w:pgSz w:w="16838" w:h="11906" w:orient="landscape"/>
-      <w:pgMar w:top="720" w:right="720" w:bottom="720" w:left="720" w:header="708" w:footer="708" w:gutter="0"/>
+      <w:pgMar w:top="720" w:right="720" w:bottom="720" w:left="720" w:header="283" w:footer="708" w:gutter="0"/>
       <w:cols w:space="708"/>
       <w:docGrid w:linePitch="360"/>
     </w:sectPr>
@@ -803,6 +811,31 @@
     </w:p>
   </w:footnote>
 </w:footnotes>
+</file>
+
+<file path=word/header1.xml><?xml version="1.0" encoding="utf-8"?>
+<w:hdr xmlns:wpc="http://schemas.microsoft.com/office/word/2010/wordprocessingCanvas" xmlns:cx="http://schemas.microsoft.com/office/drawing/2014/chartex" xmlns:cx1="http://schemas.microsoft.com/office/drawing/2015/9/8/chartex" xmlns:cx2="http://schemas.microsoft.com/office/drawing/2015/10/21/chartex" xmlns:cx3="http://schemas.microsoft.com/office/drawing/2016/5/9/chartex" xmlns:cx4="http://schemas.microsoft.com/office/drawing/2016/5/10/chartex" xmlns:cx5="http://schemas.microsoft.com/office/drawing/2016/5/11/chartex" xmlns:cx6="http://schemas.microsoft.com/office/drawing/2016/5/12/chartex" xmlns:cx7="http://schemas.microsoft.com/office/drawing/2016/5/13/chartex" xmlns:cx8="http://schemas.microsoft.com/office/drawing/2016/5/14/chartex" xmlns:mc="http://schemas.openxmlformats.org/markup-compatibility/2006" xmlns:aink="http://schemas.microsoft.com/office/drawing/2016/ink" xmlns:am3d="http://schemas.microsoft.com/office/drawing/2017/model3d" xmlns:o="urn:schemas-microsoft-com:office:office" xmlns:oel="http://schemas.microsoft.com/office/2019/extlst" xmlns:r="http://schemas.openxmlformats.org/officeDocument/2006/relationships" xmlns:m="http://schemas.openxmlformats.org/officeDocument/2006/math" xmlns:v="urn:schemas-microsoft-com:vml" xmlns:wp14="http://schemas.microsoft.com/office/word/2010/wordprocessingDrawing" xmlns:wp="http://schemas.openxmlformats.org/drawingml/2006/wordprocessingDrawing" xmlns:w10="urn:schemas-microsoft-com:office:word" xmlns:w="http://schemas.openxmlformats.org/wordprocessingml/2006/main" xmlns:w14="http://schemas.microsoft.com/office/word/2010/wordml" xmlns:w15="http://schemas.microsoft.com/office/word/2012/wordml" xmlns:w16cex="http://schemas.microsoft.com/office/word/2018/wordml/cex" xmlns:w16cid="http://schemas.microsoft.com/office/word/2016/wordml/cid" xmlns:w16="http://schemas.microsoft.com/office/word/2018/wordml" xmlns:w16du="http://schemas.microsoft.com/office/word/2023/wordml/word16du" xmlns:w16sdtdh="http://schemas.microsoft.com/office/word/2020/wordml/sdtdatahash" xmlns:w16sdtfl="http://schemas.microsoft.com/office/word/2024/wordml/sdtformatlock" xmlns:w16se="http://schemas.microsoft.com/office/word/2015/wordml/symex" xmlns:wpg="http://schemas.microsoft.com/office/word/2010/wordprocessingGroup" xmlns:wpi="http://schemas.microsoft.com/office/word/2010/wordprocessingInk" xmlns:wne="http://schemas.microsoft.com/office/word/2006/wordml" xmlns:wps="http://schemas.microsoft.com/office/word/2010/wordprocessingShape" mc:Ignorable="w14 w15 w16se w16cid w16 w16cex w16sdtdh w16sdtfl w16du wp14">
+  <w:p>
+    <w:pPr>
+      <w:pStyle w:val="Encabezado"/>
+      <w:rPr>
+        <w:rFonts w:ascii="Book Antiqua" w:hAnsi="Book Antiqua"/>
+        <w:sz w:val="20"/>
+        <w:szCs w:val="20"/>
+        <w:lang w:val="es-ES_tradnl"/>
+      </w:rPr>
+    </w:pPr>
+    <w:r>
+      <w:rPr>
+        <w:rFonts w:ascii="Book Antiqua" w:hAnsi="Book Antiqua"/>
+        <w:sz w:val="20"/>
+        <w:szCs w:val="20"/>
+        <w:lang w:val="es-ES_tradnl"/>
+      </w:rPr>
+      <w:t>25/03/2026</w:t>
+    </w:r>
+  </w:p>
+</w:hdr>
 </file>
 
 <file path=word/styles.xml><?xml version="1.0" encoding="utf-8"?>
